--- a/Entregas/Teams/Tarefas/Sprint 5/Personalização e Voz do Cliente/H24 - Reter e ouvir o aluno/PSP2 - S5T67 - Biblioteca de Prompts e System Prompt Personalizado.docx
+++ b/Entregas/Teams/Tarefas/Sprint 5/Personalização e Voz do Cliente/H24 - Reter e ouvir o aluno/PSP2 - S5T67 - Biblioteca de Prompts e System Prompt Personalizado.docx
@@ -442,7 +442,7 @@
                 <w:sz w:val="20"/>
                 <w:szCs w:val="20"/>
               </w:rPr>
-              <w:t xml:space="preserve">Guilherme / Pedro</w:t>
+              <w:t xml:space="preserve">Guilherme</w:t>
             </w:r>
           </w:p>
         </w:tc>
